--- a/03_Outputs/final scripts/ar/Module 7/7.3.0-ar.docx
+++ b/03_Outputs/final scripts/ar/Module 7/7.3.0-ar.docx
@@ -19,17 +19,17 @@
     </w:p>
     <w:p>
       <w:r>
-        <w:t xml:space="preserve">يفتح الاستشعار عن بعد مع أنظمة المعلومات الجغرافية آفاقًا جديدة. على سبيل المثال، يمكن للصور الفضائية المعززة بالذكاء الاصطناعي تتبع تآكل التربة حول مزارع الرياح. باستخدام هذه المعرفة، يخطط المشغلون للصيانة مسبقًا ويتجنبون الأعطال المكلفة.  </w:t>
+        <w:t xml:space="preserve">يفتح الاستشعار عن بعد مع نظم المعلومات الجغرافية آفاقًا جديدة. على سبيل المثال، يمكن للصور الفضائية المعززة بالذكاء الاصطناعي تتبع تآكل التربة حول مزارع الرياح. باستخدام هذه المعرفة، يخطط المشغلون للصيانة مسبقًا ويتجنبون الأعطال المكلفة.  </w:t>
       </w:r>
     </w:p>
     <w:p>
       <w:r>
-        <w:t xml:space="preserve">التصور الواضح هو أيضًا أمر حاسم. عندما تُترجم مجموعات البيانات الكبيرة إلى مخططات أو خرائط، تصبح الاتجاهات مرئية بنظرة واحدة — مثل أوقات ذروة الطلب على الكهرباء أو أداء محطات الطاقة المتجددة. تجعل التصورات الفعالة البيانات المعقدة سهلة الفهم والتنفيذ.  </w:t>
+        <w:t xml:space="preserve">التصور الواضح ضروري أيضًا. عندما تُترجم مجموعات البيانات الكبيرة إلى مخططات أو خرائط، تصبح الاتجاهات مرئية في لمحة—مثل أوقات ذروة الطلب على الكهرباء أو أداء محطات الطاقة المتجددة. تجعل التصورات الفعالة البيانات المعقدة سهلة الفهم والتنفيذ.  </w:t>
       </w:r>
     </w:p>
     <w:p>
       <w:r>
-        <w:t xml:space="preserve">تلعب نماذج الطاقة أيضًا دورًا مركزيًا. تشرح النماذج الوصفية الظروف الحالية. تقدر النماذج التنبئية ما قد يحدث بعد ذلك. تختبر النماذج الوصفية مسارات مختلفة لتوجيه القرارات. في تنزانيا، شكّلت نماذج الطاقة استراتيجية لتحقيق 75٪ من توليد الطاقة من مصادر متجددة بحلول عام 2030، مع سعة مخططة تبلغ ستين جيجاوات وتعميم الكهرباء في المناطق الريفية. كانت هذه التوقعات ممكنة فقط بفضل توفر بيانات عالية الجودة عن الطقس والطلب والعوامل الاجتماعية والاقتصادية.  </w:t>
+        <w:t xml:space="preserve">تلعب نماذج الطاقة أيضًا دورًا مركزيًا. تشرح النماذج الوصفية الظروف الحالية. تقدر النماذج التنبئية ما قد يحدث بعد ذلك. تختبر النماذج الوصفية مسارات مختلفة لتوجيه القرارات. في تنزانيا، شكّلت نماذج الطاقة استراتيجية لتحقيق 75٪ من توليد الطاقة المتجددة بحلول عام 2030، مع سعة مخططة تبلغ ستين جيجاوات وتعميم الكهرباء في المناطق الريفية. كانت هذه التوقعات ممكنة فقط بفضل توفر بيانات عالية الجودة عن الطقس والطلب والعوامل الاجتماعية والاقتصادية.  </w:t>
       </w:r>
     </w:p>
     <w:p>
